--- a/Evidencia.docx
+++ b/Evidencia.docx
@@ -31,6 +31,132 @@
       <w:r>
         <w:rPr>
           <w:rFonts w:ascii="Engravers MT" w:hAnsi="Engravers MT"/>
+          <w:noProof/>
+          <w:sz w:val="28"/>
+          <w:szCs w:val="28"/>
+        </w:rPr>
+        <w:drawing>
+          <wp:anchor distT="0" distB="0" distL="114300" distR="114300" simplePos="0" relativeHeight="251659264" behindDoc="0" locked="0" layoutInCell="1" allowOverlap="1" wp14:anchorId="7C4973AB" wp14:editId="2B22CBE2">
+            <wp:simplePos x="0" y="0"/>
+            <wp:positionH relativeFrom="column">
+              <wp:posOffset>-142875</wp:posOffset>
+            </wp:positionH>
+            <wp:positionV relativeFrom="paragraph">
+              <wp:posOffset>3288665</wp:posOffset>
+            </wp:positionV>
+            <wp:extent cx="5612130" cy="2767965"/>
+            <wp:effectExtent l="0" t="0" r="7620" b="0"/>
+            <wp:wrapSquare wrapText="bothSides"/>
+            <wp:docPr id="355538759" name="Imagen 2"/>
+            <wp:cNvGraphicFramePr>
+              <a:graphicFrameLocks xmlns:a="http://schemas.openxmlformats.org/drawingml/2006/main" noChangeAspect="1"/>
+            </wp:cNvGraphicFramePr>
+            <a:graphic xmlns:a="http://schemas.openxmlformats.org/drawingml/2006/main">
+              <a:graphicData uri="http://schemas.openxmlformats.org/drawingml/2006/picture">
+                <pic:pic xmlns:pic="http://schemas.openxmlformats.org/drawingml/2006/picture">
+                  <pic:nvPicPr>
+                    <pic:cNvPr id="355538759" name="Imagen 355538759"/>
+                    <pic:cNvPicPr/>
+                  </pic:nvPicPr>
+                  <pic:blipFill>
+                    <a:blip r:embed="rId7" cstate="print">
+                      <a:extLst>
+                        <a:ext uri="{28A0092B-C50C-407E-A947-70E740481C1C}">
+                          <a14:useLocalDpi xmlns:a14="http://schemas.microsoft.com/office/drawing/2010/main" val="0"/>
+                        </a:ext>
+                      </a:extLst>
+                    </a:blip>
+                    <a:stretch>
+                      <a:fillRect/>
+                    </a:stretch>
+                  </pic:blipFill>
+                  <pic:spPr>
+                    <a:xfrm>
+                      <a:off x="0" y="0"/>
+                      <a:ext cx="5612130" cy="2767965"/>
+                    </a:xfrm>
+                    <a:prstGeom prst="rect">
+                      <a:avLst/>
+                    </a:prstGeom>
+                  </pic:spPr>
+                </pic:pic>
+              </a:graphicData>
+            </a:graphic>
+          </wp:anchor>
+        </w:drawing>
+      </w:r>
+      <w:r>
+        <w:rPr>
+          <w:rFonts w:ascii="Engravers MT" w:hAnsi="Engravers MT"/>
+          <w:noProof/>
+          <w:sz w:val="28"/>
+          <w:szCs w:val="28"/>
+        </w:rPr>
+        <w:drawing>
+          <wp:anchor distT="0" distB="0" distL="114300" distR="114300" simplePos="0" relativeHeight="251658240" behindDoc="0" locked="0" layoutInCell="1" allowOverlap="1" wp14:anchorId="3194AEE3" wp14:editId="77BB674D">
+            <wp:simplePos x="0" y="0"/>
+            <wp:positionH relativeFrom="column">
+              <wp:posOffset>-135255</wp:posOffset>
+            </wp:positionH>
+            <wp:positionV relativeFrom="paragraph">
+              <wp:posOffset>286385</wp:posOffset>
+            </wp:positionV>
+            <wp:extent cx="5612130" cy="3025140"/>
+            <wp:effectExtent l="0" t="0" r="7620" b="3810"/>
+            <wp:wrapSquare wrapText="bothSides"/>
+            <wp:docPr id="69126934" name="Imagen 1"/>
+            <wp:cNvGraphicFramePr>
+              <a:graphicFrameLocks xmlns:a="http://schemas.openxmlformats.org/drawingml/2006/main" noChangeAspect="1"/>
+            </wp:cNvGraphicFramePr>
+            <a:graphic xmlns:a="http://schemas.openxmlformats.org/drawingml/2006/main">
+              <a:graphicData uri="http://schemas.openxmlformats.org/drawingml/2006/picture">
+                <pic:pic xmlns:pic="http://schemas.openxmlformats.org/drawingml/2006/picture">
+                  <pic:nvPicPr>
+                    <pic:cNvPr id="69126934" name="Imagen 69126934"/>
+                    <pic:cNvPicPr/>
+                  </pic:nvPicPr>
+                  <pic:blipFill rotWithShape="1">
+                    <a:blip r:embed="rId8" cstate="print">
+                      <a:extLst>
+                        <a:ext uri="{28A0092B-C50C-407E-A947-70E740481C1C}">
+                          <a14:useLocalDpi xmlns:a14="http://schemas.microsoft.com/office/drawing/2010/main" val="0"/>
+                        </a:ext>
+                      </a:extLst>
+                    </a:blip>
+                    <a:srcRect b="874"/>
+                    <a:stretch>
+                      <a:fillRect/>
+                    </a:stretch>
+                  </pic:blipFill>
+                  <pic:spPr bwMode="auto">
+                    <a:xfrm>
+                      <a:off x="0" y="0"/>
+                      <a:ext cx="5612130" cy="3025140"/>
+                    </a:xfrm>
+                    <a:prstGeom prst="rect">
+                      <a:avLst/>
+                    </a:prstGeom>
+                    <a:ln>
+                      <a:noFill/>
+                    </a:ln>
+                    <a:extLst>
+                      <a:ext uri="{53640926-AAD7-44D8-BBD7-CCE9431645EC}">
+                        <a14:shadowObscured xmlns:a14="http://schemas.microsoft.com/office/drawing/2010/main"/>
+                      </a:ext>
+                    </a:extLst>
+                  </pic:spPr>
+                </pic:pic>
+              </a:graphicData>
+            </a:graphic>
+            <wp14:sizeRelV relativeFrom="margin">
+              <wp14:pctHeight>0</wp14:pctHeight>
+            </wp14:sizeRelV>
+          </wp:anchor>
+        </w:drawing>
+      </w:r>
+      <w:r>
+        <w:rPr>
+          <w:rFonts w:ascii="Engravers MT" w:hAnsi="Engravers MT"/>
           <w:sz w:val="28"/>
           <w:szCs w:val="28"/>
         </w:rPr>
@@ -45,6 +171,15 @@
           <w:szCs w:val="28"/>
         </w:rPr>
       </w:pPr>
+    </w:p>
+    <w:p>
+      <w:pPr>
+        <w:rPr>
+          <w:rFonts w:ascii="Engravers MT" w:hAnsi="Engravers MT"/>
+          <w:sz w:val="28"/>
+          <w:szCs w:val="28"/>
+        </w:rPr>
+      </w:pPr>
       <w:r>
         <w:rPr>
           <w:rFonts w:ascii="Engravers MT" w:hAnsi="Engravers MT"/>
@@ -62,12 +197,825 @@
           <w:szCs w:val="28"/>
         </w:rPr>
       </w:pPr>
+    </w:p>
+    <w:p>
+      <w:pPr>
+        <w:rPr>
+          <w:rFonts w:ascii="Engravers MT" w:hAnsi="Engravers MT"/>
+          <w:sz w:val="28"/>
+          <w:szCs w:val="28"/>
+        </w:rPr>
+      </w:pPr>
+    </w:p>
+    <w:p>
+      <w:pPr>
+        <w:rPr>
+          <w:rFonts w:ascii="Engravers MT" w:hAnsi="Engravers MT"/>
+          <w:sz w:val="28"/>
+          <w:szCs w:val="28"/>
+        </w:rPr>
+      </w:pPr>
+    </w:p>
+    <w:p>
+      <w:pPr>
+        <w:rPr>
+          <w:rFonts w:ascii="Engravers MT" w:hAnsi="Engravers MT"/>
+          <w:sz w:val="28"/>
+          <w:szCs w:val="28"/>
+        </w:rPr>
+      </w:pPr>
       <w:r>
         <w:rPr>
           <w:rFonts w:ascii="Engravers MT" w:hAnsi="Engravers MT"/>
-          <w:sz w:val="28"/>
-          <w:szCs w:val="28"/>
-        </w:rPr>
+          <w:noProof/>
+          <w:sz w:val="28"/>
+          <w:szCs w:val="28"/>
+        </w:rPr>
+        <w:lastRenderedPageBreak/>
+        <w:drawing>
+          <wp:anchor distT="0" distB="0" distL="114300" distR="114300" simplePos="0" relativeHeight="251662336" behindDoc="0" locked="0" layoutInCell="1" allowOverlap="1" wp14:anchorId="544233F2" wp14:editId="4B20419B">
+            <wp:simplePos x="0" y="0"/>
+            <wp:positionH relativeFrom="margin">
+              <wp:align>left</wp:align>
+            </wp:positionH>
+            <wp:positionV relativeFrom="paragraph">
+              <wp:posOffset>5523865</wp:posOffset>
+            </wp:positionV>
+            <wp:extent cx="5612130" cy="2614295"/>
+            <wp:effectExtent l="0" t="0" r="7620" b="0"/>
+            <wp:wrapSquare wrapText="bothSides"/>
+            <wp:docPr id="94602784" name="Imagen 5"/>
+            <wp:cNvGraphicFramePr>
+              <a:graphicFrameLocks xmlns:a="http://schemas.openxmlformats.org/drawingml/2006/main" noChangeAspect="1"/>
+            </wp:cNvGraphicFramePr>
+            <a:graphic xmlns:a="http://schemas.openxmlformats.org/drawingml/2006/main">
+              <a:graphicData uri="http://schemas.openxmlformats.org/drawingml/2006/picture">
+                <pic:pic xmlns:pic="http://schemas.openxmlformats.org/drawingml/2006/picture">
+                  <pic:nvPicPr>
+                    <pic:cNvPr id="94602784" name="Imagen 94602784"/>
+                    <pic:cNvPicPr/>
+                  </pic:nvPicPr>
+                  <pic:blipFill rotWithShape="1">
+                    <a:blip r:embed="rId9" cstate="print">
+                      <a:extLst>
+                        <a:ext uri="{28A0092B-C50C-407E-A947-70E740481C1C}">
+                          <a14:useLocalDpi xmlns:a14="http://schemas.microsoft.com/office/drawing/2010/main" val="0"/>
+                        </a:ext>
+                      </a:extLst>
+                    </a:blip>
+                    <a:srcRect t="4985"/>
+                    <a:stretch>
+                      <a:fillRect/>
+                    </a:stretch>
+                  </pic:blipFill>
+                  <pic:spPr bwMode="auto">
+                    <a:xfrm>
+                      <a:off x="0" y="0"/>
+                      <a:ext cx="5612130" cy="2614295"/>
+                    </a:xfrm>
+                    <a:prstGeom prst="rect">
+                      <a:avLst/>
+                    </a:prstGeom>
+                    <a:ln>
+                      <a:noFill/>
+                    </a:ln>
+                    <a:extLst>
+                      <a:ext uri="{53640926-AAD7-44D8-BBD7-CCE9431645EC}">
+                        <a14:shadowObscured xmlns:a14="http://schemas.microsoft.com/office/drawing/2010/main"/>
+                      </a:ext>
+                    </a:extLst>
+                  </pic:spPr>
+                </pic:pic>
+              </a:graphicData>
+            </a:graphic>
+          </wp:anchor>
+        </w:drawing>
+      </w:r>
+      <w:r>
+        <w:rPr>
+          <w:rFonts w:ascii="Engravers MT" w:hAnsi="Engravers MT"/>
+          <w:noProof/>
+          <w:sz w:val="28"/>
+          <w:szCs w:val="28"/>
+        </w:rPr>
+        <w:drawing>
+          <wp:anchor distT="0" distB="0" distL="114300" distR="114300" simplePos="0" relativeHeight="251661312" behindDoc="0" locked="0" layoutInCell="1" allowOverlap="1" wp14:anchorId="27A707C4" wp14:editId="1A18F94A">
+            <wp:simplePos x="0" y="0"/>
+            <wp:positionH relativeFrom="margin">
+              <wp:align>right</wp:align>
+            </wp:positionH>
+            <wp:positionV relativeFrom="paragraph">
+              <wp:posOffset>2734945</wp:posOffset>
+            </wp:positionV>
+            <wp:extent cx="5612130" cy="2778125"/>
+            <wp:effectExtent l="0" t="0" r="7620" b="3175"/>
+            <wp:wrapSquare wrapText="bothSides"/>
+            <wp:docPr id="625510435" name="Imagen 4"/>
+            <wp:cNvGraphicFramePr>
+              <a:graphicFrameLocks xmlns:a="http://schemas.openxmlformats.org/drawingml/2006/main" noChangeAspect="1"/>
+            </wp:cNvGraphicFramePr>
+            <a:graphic xmlns:a="http://schemas.openxmlformats.org/drawingml/2006/main">
+              <a:graphicData uri="http://schemas.openxmlformats.org/drawingml/2006/picture">
+                <pic:pic xmlns:pic="http://schemas.openxmlformats.org/drawingml/2006/picture">
+                  <pic:nvPicPr>
+                    <pic:cNvPr id="625510435" name="Imagen 625510435"/>
+                    <pic:cNvPicPr/>
+                  </pic:nvPicPr>
+                  <pic:blipFill rotWithShape="1">
+                    <a:blip r:embed="rId10" cstate="print">
+                      <a:extLst>
+                        <a:ext uri="{28A0092B-C50C-407E-A947-70E740481C1C}">
+                          <a14:useLocalDpi xmlns:a14="http://schemas.microsoft.com/office/drawing/2010/main" val="0"/>
+                        </a:ext>
+                      </a:extLst>
+                    </a:blip>
+                    <a:srcRect t="3186" b="-1"/>
+                    <a:stretch>
+                      <a:fillRect/>
+                    </a:stretch>
+                  </pic:blipFill>
+                  <pic:spPr bwMode="auto">
+                    <a:xfrm>
+                      <a:off x="0" y="0"/>
+                      <a:ext cx="5612130" cy="2778125"/>
+                    </a:xfrm>
+                    <a:prstGeom prst="rect">
+                      <a:avLst/>
+                    </a:prstGeom>
+                    <a:ln>
+                      <a:noFill/>
+                    </a:ln>
+                    <a:extLst>
+                      <a:ext uri="{53640926-AAD7-44D8-BBD7-CCE9431645EC}">
+                        <a14:shadowObscured xmlns:a14="http://schemas.microsoft.com/office/drawing/2010/main"/>
+                      </a:ext>
+                    </a:extLst>
+                  </pic:spPr>
+                </pic:pic>
+              </a:graphicData>
+            </a:graphic>
+            <wp14:sizeRelV relativeFrom="margin">
+              <wp14:pctHeight>0</wp14:pctHeight>
+            </wp14:sizeRelV>
+          </wp:anchor>
+        </w:drawing>
+      </w:r>
+      <w:r>
+        <w:rPr>
+          <w:rFonts w:ascii="Engravers MT" w:hAnsi="Engravers MT"/>
+          <w:noProof/>
+          <w:sz w:val="28"/>
+          <w:szCs w:val="28"/>
+        </w:rPr>
+        <w:drawing>
+          <wp:anchor distT="0" distB="0" distL="114300" distR="114300" simplePos="0" relativeHeight="251660288" behindDoc="0" locked="0" layoutInCell="1" allowOverlap="1" wp14:anchorId="3D4C4F69" wp14:editId="3EB753DC">
+            <wp:simplePos x="0" y="0"/>
+            <wp:positionH relativeFrom="margin">
+              <wp:align>left</wp:align>
+            </wp:positionH>
+            <wp:positionV relativeFrom="paragraph">
+              <wp:posOffset>0</wp:posOffset>
+            </wp:positionV>
+            <wp:extent cx="5612130" cy="2724785"/>
+            <wp:effectExtent l="0" t="0" r="7620" b="0"/>
+            <wp:wrapSquare wrapText="bothSides"/>
+            <wp:docPr id="241057800" name="Imagen 3"/>
+            <wp:cNvGraphicFramePr>
+              <a:graphicFrameLocks xmlns:a="http://schemas.openxmlformats.org/drawingml/2006/main" noChangeAspect="1"/>
+            </wp:cNvGraphicFramePr>
+            <a:graphic xmlns:a="http://schemas.openxmlformats.org/drawingml/2006/main">
+              <a:graphicData uri="http://schemas.openxmlformats.org/drawingml/2006/picture">
+                <pic:pic xmlns:pic="http://schemas.openxmlformats.org/drawingml/2006/picture">
+                  <pic:nvPicPr>
+                    <pic:cNvPr id="241057800" name="Imagen 241057800"/>
+                    <pic:cNvPicPr/>
+                  </pic:nvPicPr>
+                  <pic:blipFill>
+                    <a:blip r:embed="rId11" cstate="print">
+                      <a:extLst>
+                        <a:ext uri="{28A0092B-C50C-407E-A947-70E740481C1C}">
+                          <a14:useLocalDpi xmlns:a14="http://schemas.microsoft.com/office/drawing/2010/main" val="0"/>
+                        </a:ext>
+                      </a:extLst>
+                    </a:blip>
+                    <a:stretch>
+                      <a:fillRect/>
+                    </a:stretch>
+                  </pic:blipFill>
+                  <pic:spPr>
+                    <a:xfrm>
+                      <a:off x="0" y="0"/>
+                      <a:ext cx="5612130" cy="2724785"/>
+                    </a:xfrm>
+                    <a:prstGeom prst="rect">
+                      <a:avLst/>
+                    </a:prstGeom>
+                  </pic:spPr>
+                </pic:pic>
+              </a:graphicData>
+            </a:graphic>
+          </wp:anchor>
+        </w:drawing>
+      </w:r>
+    </w:p>
+    <w:p>
+      <w:pPr>
+        <w:rPr>
+          <w:rFonts w:ascii="Engravers MT" w:hAnsi="Engravers MT"/>
+          <w:sz w:val="28"/>
+          <w:szCs w:val="28"/>
+        </w:rPr>
+      </w:pPr>
+      <w:r>
+        <w:rPr>
+          <w:rFonts w:ascii="Engravers MT" w:hAnsi="Engravers MT"/>
+          <w:noProof/>
+          <w:sz w:val="28"/>
+          <w:szCs w:val="28"/>
+        </w:rPr>
+        <w:lastRenderedPageBreak/>
+        <w:drawing>
+          <wp:anchor distT="0" distB="0" distL="114300" distR="114300" simplePos="0" relativeHeight="251665408" behindDoc="0" locked="0" layoutInCell="1" allowOverlap="1" wp14:anchorId="53BD7395" wp14:editId="70346385">
+            <wp:simplePos x="0" y="0"/>
+            <wp:positionH relativeFrom="column">
+              <wp:posOffset>1905</wp:posOffset>
+            </wp:positionH>
+            <wp:positionV relativeFrom="paragraph">
+              <wp:posOffset>5295265</wp:posOffset>
+            </wp:positionV>
+            <wp:extent cx="5612130" cy="2771844"/>
+            <wp:effectExtent l="0" t="0" r="7620" b="9525"/>
+            <wp:wrapSquare wrapText="bothSides"/>
+            <wp:docPr id="845151395" name="Imagen 8"/>
+            <wp:cNvGraphicFramePr>
+              <a:graphicFrameLocks xmlns:a="http://schemas.openxmlformats.org/drawingml/2006/main" noChangeAspect="1"/>
+            </wp:cNvGraphicFramePr>
+            <a:graphic xmlns:a="http://schemas.openxmlformats.org/drawingml/2006/main">
+              <a:graphicData uri="http://schemas.openxmlformats.org/drawingml/2006/picture">
+                <pic:pic xmlns:pic="http://schemas.openxmlformats.org/drawingml/2006/picture">
+                  <pic:nvPicPr>
+                    <pic:cNvPr id="845151395" name="Imagen 8"/>
+                    <pic:cNvPicPr/>
+                  </pic:nvPicPr>
+                  <pic:blipFill>
+                    <a:blip r:embed="rId12" cstate="print">
+                      <a:extLst>
+                        <a:ext uri="{28A0092B-C50C-407E-A947-70E740481C1C}">
+                          <a14:useLocalDpi xmlns:a14="http://schemas.microsoft.com/office/drawing/2010/main" val="0"/>
+                        </a:ext>
+                      </a:extLst>
+                    </a:blip>
+                    <a:stretch>
+                      <a:fillRect/>
+                    </a:stretch>
+                  </pic:blipFill>
+                  <pic:spPr>
+                    <a:xfrm>
+                      <a:off x="0" y="0"/>
+                      <a:ext cx="5612130" cy="2771844"/>
+                    </a:xfrm>
+                    <a:prstGeom prst="rect">
+                      <a:avLst/>
+                    </a:prstGeom>
+                  </pic:spPr>
+                </pic:pic>
+              </a:graphicData>
+            </a:graphic>
+          </wp:anchor>
+        </w:drawing>
+      </w:r>
+      <w:r>
+        <w:rPr>
+          <w:rFonts w:ascii="Engravers MT" w:hAnsi="Engravers MT"/>
+          <w:noProof/>
+          <w:sz w:val="28"/>
+          <w:szCs w:val="28"/>
+        </w:rPr>
+        <w:drawing>
+          <wp:anchor distT="0" distB="0" distL="114300" distR="114300" simplePos="0" relativeHeight="251663360" behindDoc="0" locked="0" layoutInCell="1" allowOverlap="1" wp14:anchorId="12802EE9" wp14:editId="19E34413">
+            <wp:simplePos x="0" y="0"/>
+            <wp:positionH relativeFrom="margin">
+              <wp:align>left</wp:align>
+            </wp:positionH>
+            <wp:positionV relativeFrom="paragraph">
+              <wp:posOffset>2491740</wp:posOffset>
+            </wp:positionV>
+            <wp:extent cx="5612130" cy="2795905"/>
+            <wp:effectExtent l="0" t="0" r="7620" b="4445"/>
+            <wp:wrapSquare wrapText="bothSides"/>
+            <wp:docPr id="383950814" name="Imagen 7"/>
+            <wp:cNvGraphicFramePr>
+              <a:graphicFrameLocks xmlns:a="http://schemas.openxmlformats.org/drawingml/2006/main" noChangeAspect="1"/>
+            </wp:cNvGraphicFramePr>
+            <a:graphic xmlns:a="http://schemas.openxmlformats.org/drawingml/2006/main">
+              <a:graphicData uri="http://schemas.openxmlformats.org/drawingml/2006/picture">
+                <pic:pic xmlns:pic="http://schemas.openxmlformats.org/drawingml/2006/picture">
+                  <pic:nvPicPr>
+                    <pic:cNvPr id="383950814" name="Imagen 383950814"/>
+                    <pic:cNvPicPr/>
+                  </pic:nvPicPr>
+                  <pic:blipFill>
+                    <a:blip r:embed="rId13" cstate="print">
+                      <a:extLst>
+                        <a:ext uri="{28A0092B-C50C-407E-A947-70E740481C1C}">
+                          <a14:useLocalDpi xmlns:a14="http://schemas.microsoft.com/office/drawing/2010/main" val="0"/>
+                        </a:ext>
+                      </a:extLst>
+                    </a:blip>
+                    <a:stretch>
+                      <a:fillRect/>
+                    </a:stretch>
+                  </pic:blipFill>
+                  <pic:spPr>
+                    <a:xfrm>
+                      <a:off x="0" y="0"/>
+                      <a:ext cx="5612130" cy="2795905"/>
+                    </a:xfrm>
+                    <a:prstGeom prst="rect">
+                      <a:avLst/>
+                    </a:prstGeom>
+                  </pic:spPr>
+                </pic:pic>
+              </a:graphicData>
+            </a:graphic>
+          </wp:anchor>
+        </w:drawing>
+      </w:r>
+      <w:r>
+        <w:rPr>
+          <w:rFonts w:ascii="Engravers MT" w:hAnsi="Engravers MT"/>
+          <w:noProof/>
+          <w:sz w:val="28"/>
+          <w:szCs w:val="28"/>
+        </w:rPr>
+        <w:drawing>
+          <wp:anchor distT="0" distB="0" distL="114300" distR="114300" simplePos="0" relativeHeight="251664384" behindDoc="0" locked="0" layoutInCell="1" allowOverlap="1" wp14:anchorId="1BFBE94A" wp14:editId="2B37E1EE">
+            <wp:simplePos x="0" y="0"/>
+            <wp:positionH relativeFrom="column">
+              <wp:posOffset>1905</wp:posOffset>
+            </wp:positionH>
+            <wp:positionV relativeFrom="paragraph">
+              <wp:posOffset>0</wp:posOffset>
+            </wp:positionV>
+            <wp:extent cx="5612130" cy="2492375"/>
+            <wp:effectExtent l="0" t="0" r="7620" b="3175"/>
+            <wp:wrapSquare wrapText="bothSides"/>
+            <wp:docPr id="230335059" name="Imagen 6"/>
+            <wp:cNvGraphicFramePr>
+              <a:graphicFrameLocks xmlns:a="http://schemas.openxmlformats.org/drawingml/2006/main" noChangeAspect="1"/>
+            </wp:cNvGraphicFramePr>
+            <a:graphic xmlns:a="http://schemas.openxmlformats.org/drawingml/2006/main">
+              <a:graphicData uri="http://schemas.openxmlformats.org/drawingml/2006/picture">
+                <pic:pic xmlns:pic="http://schemas.openxmlformats.org/drawingml/2006/picture">
+                  <pic:nvPicPr>
+                    <pic:cNvPr id="230335059" name="Imagen 230335059"/>
+                    <pic:cNvPicPr/>
+                  </pic:nvPicPr>
+                  <pic:blipFill rotWithShape="1">
+                    <a:blip r:embed="rId14" cstate="print">
+                      <a:extLst>
+                        <a:ext uri="{28A0092B-C50C-407E-A947-70E740481C1C}">
+                          <a14:useLocalDpi xmlns:a14="http://schemas.microsoft.com/office/drawing/2010/main" val="0"/>
+                        </a:ext>
+                      </a:extLst>
+                    </a:blip>
+                    <a:srcRect t="6570"/>
+                    <a:stretch>
+                      <a:fillRect/>
+                    </a:stretch>
+                  </pic:blipFill>
+                  <pic:spPr bwMode="auto">
+                    <a:xfrm>
+                      <a:off x="0" y="0"/>
+                      <a:ext cx="5612130" cy="2492375"/>
+                    </a:xfrm>
+                    <a:prstGeom prst="rect">
+                      <a:avLst/>
+                    </a:prstGeom>
+                    <a:ln>
+                      <a:noFill/>
+                    </a:ln>
+                    <a:extLst>
+                      <a:ext uri="{53640926-AAD7-44D8-BBD7-CCE9431645EC}">
+                        <a14:shadowObscured xmlns:a14="http://schemas.microsoft.com/office/drawing/2010/main"/>
+                      </a:ext>
+                    </a:extLst>
+                  </pic:spPr>
+                </pic:pic>
+              </a:graphicData>
+            </a:graphic>
+          </wp:anchor>
+        </w:drawing>
+      </w:r>
+    </w:p>
+    <w:p>
+      <w:pPr>
+        <w:rPr>
+          <w:rFonts w:ascii="Engravers MT" w:hAnsi="Engravers MT"/>
+          <w:sz w:val="28"/>
+          <w:szCs w:val="28"/>
+        </w:rPr>
+      </w:pPr>
+      <w:r>
+        <w:rPr>
+          <w:rFonts w:ascii="Engravers MT" w:hAnsi="Engravers MT"/>
+          <w:noProof/>
+          <w:sz w:val="28"/>
+          <w:szCs w:val="28"/>
+        </w:rPr>
+        <w:lastRenderedPageBreak/>
+        <w:drawing>
+          <wp:inline distT="0" distB="0" distL="0" distR="0" wp14:anchorId="15B75567" wp14:editId="15EE40B0">
+            <wp:extent cx="5612130" cy="2607310"/>
+            <wp:effectExtent l="0" t="0" r="7620" b="2540"/>
+            <wp:docPr id="927204334" name="Imagen 11"/>
+            <wp:cNvGraphicFramePr>
+              <a:graphicFrameLocks xmlns:a="http://schemas.openxmlformats.org/drawingml/2006/main" noChangeAspect="1"/>
+            </wp:cNvGraphicFramePr>
+            <a:graphic xmlns:a="http://schemas.openxmlformats.org/drawingml/2006/main">
+              <a:graphicData uri="http://schemas.openxmlformats.org/drawingml/2006/picture">
+                <pic:pic xmlns:pic="http://schemas.openxmlformats.org/drawingml/2006/picture">
+                  <pic:nvPicPr>
+                    <pic:cNvPr id="927204334" name="Imagen 927204334"/>
+                    <pic:cNvPicPr/>
+                  </pic:nvPicPr>
+                  <pic:blipFill rotWithShape="1">
+                    <a:blip r:embed="rId15" cstate="print">
+                      <a:extLst>
+                        <a:ext uri="{28A0092B-C50C-407E-A947-70E740481C1C}">
+                          <a14:useLocalDpi xmlns:a14="http://schemas.microsoft.com/office/drawing/2010/main" val="0"/>
+                        </a:ext>
+                      </a:extLst>
+                    </a:blip>
+                    <a:srcRect t="3114" b="1"/>
+                    <a:stretch>
+                      <a:fillRect/>
+                    </a:stretch>
+                  </pic:blipFill>
+                  <pic:spPr bwMode="auto">
+                    <a:xfrm>
+                      <a:off x="0" y="0"/>
+                      <a:ext cx="5612130" cy="2607310"/>
+                    </a:xfrm>
+                    <a:prstGeom prst="rect">
+                      <a:avLst/>
+                    </a:prstGeom>
+                    <a:ln>
+                      <a:noFill/>
+                    </a:ln>
+                    <a:extLst>
+                      <a:ext uri="{53640926-AAD7-44D8-BBD7-CCE9431645EC}">
+                        <a14:shadowObscured xmlns:a14="http://schemas.microsoft.com/office/drawing/2010/main"/>
+                      </a:ext>
+                    </a:extLst>
+                  </pic:spPr>
+                </pic:pic>
+              </a:graphicData>
+            </a:graphic>
+          </wp:inline>
+        </w:drawing>
+      </w:r>
+      <w:r>
+        <w:rPr>
+          <w:rFonts w:ascii="Engravers MT" w:hAnsi="Engravers MT"/>
+          <w:noProof/>
+          <w:sz w:val="28"/>
+          <w:szCs w:val="28"/>
+        </w:rPr>
+        <w:drawing>
+          <wp:anchor distT="0" distB="0" distL="114300" distR="114300" simplePos="0" relativeHeight="251666432" behindDoc="0" locked="0" layoutInCell="1" allowOverlap="1" wp14:anchorId="22FCE780" wp14:editId="1C6CD32E">
+            <wp:simplePos x="0" y="0"/>
+            <wp:positionH relativeFrom="margin">
+              <wp:align>center</wp:align>
+            </wp:positionH>
+            <wp:positionV relativeFrom="paragraph">
+              <wp:posOffset>2752090</wp:posOffset>
+            </wp:positionV>
+            <wp:extent cx="5612130" cy="2788920"/>
+            <wp:effectExtent l="0" t="0" r="7620" b="0"/>
+            <wp:wrapSquare wrapText="bothSides"/>
+            <wp:docPr id="1123599370" name="Imagen 10"/>
+            <wp:cNvGraphicFramePr>
+              <a:graphicFrameLocks xmlns:a="http://schemas.openxmlformats.org/drawingml/2006/main" noChangeAspect="1"/>
+            </wp:cNvGraphicFramePr>
+            <a:graphic xmlns:a="http://schemas.openxmlformats.org/drawingml/2006/main">
+              <a:graphicData uri="http://schemas.openxmlformats.org/drawingml/2006/picture">
+                <pic:pic xmlns:pic="http://schemas.openxmlformats.org/drawingml/2006/picture">
+                  <pic:nvPicPr>
+                    <pic:cNvPr id="1123599370" name="Imagen 1123599370"/>
+                    <pic:cNvPicPr/>
+                  </pic:nvPicPr>
+                  <pic:blipFill rotWithShape="1">
+                    <a:blip r:embed="rId16" cstate="print">
+                      <a:extLst>
+                        <a:ext uri="{28A0092B-C50C-407E-A947-70E740481C1C}">
+                          <a14:useLocalDpi xmlns:a14="http://schemas.microsoft.com/office/drawing/2010/main" val="0"/>
+                        </a:ext>
+                      </a:extLst>
+                    </a:blip>
+                    <a:srcRect t="-1" b="1148"/>
+                    <a:stretch>
+                      <a:fillRect/>
+                    </a:stretch>
+                  </pic:blipFill>
+                  <pic:spPr bwMode="auto">
+                    <a:xfrm>
+                      <a:off x="0" y="0"/>
+                      <a:ext cx="5612130" cy="2788920"/>
+                    </a:xfrm>
+                    <a:prstGeom prst="rect">
+                      <a:avLst/>
+                    </a:prstGeom>
+                    <a:ln>
+                      <a:noFill/>
+                    </a:ln>
+                    <a:extLst>
+                      <a:ext uri="{53640926-AAD7-44D8-BBD7-CCE9431645EC}">
+                        <a14:shadowObscured xmlns:a14="http://schemas.microsoft.com/office/drawing/2010/main"/>
+                      </a:ext>
+                    </a:extLst>
+                  </pic:spPr>
+                </pic:pic>
+              </a:graphicData>
+            </a:graphic>
+            <wp14:sizeRelV relativeFrom="margin">
+              <wp14:pctHeight>0</wp14:pctHeight>
+            </wp14:sizeRelV>
+          </wp:anchor>
+        </w:drawing>
+      </w:r>
+      <w:r>
+        <w:rPr>
+          <w:rFonts w:ascii="Engravers MT" w:hAnsi="Engravers MT"/>
+          <w:noProof/>
+          <w:sz w:val="28"/>
+          <w:szCs w:val="28"/>
+        </w:rPr>
+        <w:drawing>
+          <wp:anchor distT="0" distB="0" distL="114300" distR="114300" simplePos="0" relativeHeight="251667456" behindDoc="0" locked="0" layoutInCell="1" allowOverlap="1" wp14:anchorId="09B198B8" wp14:editId="69D145BA">
+            <wp:simplePos x="0" y="0"/>
+            <wp:positionH relativeFrom="column">
+              <wp:posOffset>1905</wp:posOffset>
+            </wp:positionH>
+            <wp:positionV relativeFrom="paragraph">
+              <wp:posOffset>0</wp:posOffset>
+            </wp:positionV>
+            <wp:extent cx="5612130" cy="2752725"/>
+            <wp:effectExtent l="0" t="0" r="7620" b="9525"/>
+            <wp:wrapSquare wrapText="bothSides"/>
+            <wp:docPr id="869129131" name="Imagen 9"/>
+            <wp:cNvGraphicFramePr>
+              <a:graphicFrameLocks xmlns:a="http://schemas.openxmlformats.org/drawingml/2006/main" noChangeAspect="1"/>
+            </wp:cNvGraphicFramePr>
+            <a:graphic xmlns:a="http://schemas.openxmlformats.org/drawingml/2006/main">
+              <a:graphicData uri="http://schemas.openxmlformats.org/drawingml/2006/picture">
+                <pic:pic xmlns:pic="http://schemas.openxmlformats.org/drawingml/2006/picture">
+                  <pic:nvPicPr>
+                    <pic:cNvPr id="869129131" name="Imagen 869129131"/>
+                    <pic:cNvPicPr/>
+                  </pic:nvPicPr>
+                  <pic:blipFill>
+                    <a:blip r:embed="rId17" cstate="print">
+                      <a:extLst>
+                        <a:ext uri="{28A0092B-C50C-407E-A947-70E740481C1C}">
+                          <a14:useLocalDpi xmlns:a14="http://schemas.microsoft.com/office/drawing/2010/main" val="0"/>
+                        </a:ext>
+                      </a:extLst>
+                    </a:blip>
+                    <a:stretch>
+                      <a:fillRect/>
+                    </a:stretch>
+                  </pic:blipFill>
+                  <pic:spPr>
+                    <a:xfrm>
+                      <a:off x="0" y="0"/>
+                      <a:ext cx="5612130" cy="2752725"/>
+                    </a:xfrm>
+                    <a:prstGeom prst="rect">
+                      <a:avLst/>
+                    </a:prstGeom>
+                  </pic:spPr>
+                </pic:pic>
+              </a:graphicData>
+            </a:graphic>
+          </wp:anchor>
+        </w:drawing>
+      </w:r>
+    </w:p>
+    <w:p>
+      <w:pPr>
+        <w:rPr>
+          <w:rFonts w:ascii="Engravers MT" w:hAnsi="Engravers MT"/>
+          <w:sz w:val="28"/>
+          <w:szCs w:val="28"/>
+        </w:rPr>
+      </w:pPr>
+      <w:r>
+        <w:rPr>
+          <w:rFonts w:ascii="Engravers MT" w:hAnsi="Engravers MT"/>
+          <w:noProof/>
+          <w:sz w:val="28"/>
+          <w:szCs w:val="28"/>
+        </w:rPr>
+        <w:lastRenderedPageBreak/>
+        <w:drawing>
+          <wp:anchor distT="0" distB="0" distL="114300" distR="114300" simplePos="0" relativeHeight="251670528" behindDoc="0" locked="0" layoutInCell="1" allowOverlap="1" wp14:anchorId="5AE8FBF7" wp14:editId="69A7EA38">
+            <wp:simplePos x="0" y="0"/>
+            <wp:positionH relativeFrom="column">
+              <wp:posOffset>1905</wp:posOffset>
+            </wp:positionH>
+            <wp:positionV relativeFrom="paragraph">
+              <wp:posOffset>5432425</wp:posOffset>
+            </wp:positionV>
+            <wp:extent cx="5612130" cy="1779270"/>
+            <wp:effectExtent l="0" t="0" r="7620" b="0"/>
+            <wp:wrapSquare wrapText="bothSides"/>
+            <wp:docPr id="1129535190" name="Imagen 14"/>
+            <wp:cNvGraphicFramePr>
+              <a:graphicFrameLocks xmlns:a="http://schemas.openxmlformats.org/drawingml/2006/main" noChangeAspect="1"/>
+            </wp:cNvGraphicFramePr>
+            <a:graphic xmlns:a="http://schemas.openxmlformats.org/drawingml/2006/main">
+              <a:graphicData uri="http://schemas.openxmlformats.org/drawingml/2006/picture">
+                <pic:pic xmlns:pic="http://schemas.openxmlformats.org/drawingml/2006/picture">
+                  <pic:nvPicPr>
+                    <pic:cNvPr id="1129535190" name="Imagen 1129535190"/>
+                    <pic:cNvPicPr/>
+                  </pic:nvPicPr>
+                  <pic:blipFill>
+                    <a:blip r:embed="rId18" cstate="print">
+                      <a:extLst>
+                        <a:ext uri="{28A0092B-C50C-407E-A947-70E740481C1C}">
+                          <a14:useLocalDpi xmlns:a14="http://schemas.microsoft.com/office/drawing/2010/main" val="0"/>
+                        </a:ext>
+                      </a:extLst>
+                    </a:blip>
+                    <a:stretch>
+                      <a:fillRect/>
+                    </a:stretch>
+                  </pic:blipFill>
+                  <pic:spPr>
+                    <a:xfrm>
+                      <a:off x="0" y="0"/>
+                      <a:ext cx="5612130" cy="1779270"/>
+                    </a:xfrm>
+                    <a:prstGeom prst="rect">
+                      <a:avLst/>
+                    </a:prstGeom>
+                  </pic:spPr>
+                </pic:pic>
+              </a:graphicData>
+            </a:graphic>
+          </wp:anchor>
+        </w:drawing>
+      </w:r>
+      <w:r>
+        <w:rPr>
+          <w:rFonts w:ascii="Engravers MT" w:hAnsi="Engravers MT"/>
+          <w:noProof/>
+          <w:sz w:val="28"/>
+          <w:szCs w:val="28"/>
+        </w:rPr>
+        <w:drawing>
+          <wp:anchor distT="0" distB="0" distL="114300" distR="114300" simplePos="0" relativeHeight="251669504" behindDoc="0" locked="0" layoutInCell="1" allowOverlap="1" wp14:anchorId="7FD7B1FC" wp14:editId="6F9CB3BA">
+            <wp:simplePos x="0" y="0"/>
+            <wp:positionH relativeFrom="column">
+              <wp:posOffset>1905</wp:posOffset>
+            </wp:positionH>
+            <wp:positionV relativeFrom="paragraph">
+              <wp:posOffset>2696845</wp:posOffset>
+            </wp:positionV>
+            <wp:extent cx="5612130" cy="2732405"/>
+            <wp:effectExtent l="0" t="0" r="7620" b="0"/>
+            <wp:wrapSquare wrapText="bothSides"/>
+            <wp:docPr id="1249837906" name="Imagen 13"/>
+            <wp:cNvGraphicFramePr>
+              <a:graphicFrameLocks xmlns:a="http://schemas.openxmlformats.org/drawingml/2006/main" noChangeAspect="1"/>
+            </wp:cNvGraphicFramePr>
+            <a:graphic xmlns:a="http://schemas.openxmlformats.org/drawingml/2006/main">
+              <a:graphicData uri="http://schemas.openxmlformats.org/drawingml/2006/picture">
+                <pic:pic xmlns:pic="http://schemas.openxmlformats.org/drawingml/2006/picture">
+                  <pic:nvPicPr>
+                    <pic:cNvPr id="1249837906" name="Imagen 1249837906"/>
+                    <pic:cNvPicPr/>
+                  </pic:nvPicPr>
+                  <pic:blipFill>
+                    <a:blip r:embed="rId19" cstate="print">
+                      <a:extLst>
+                        <a:ext uri="{28A0092B-C50C-407E-A947-70E740481C1C}">
+                          <a14:useLocalDpi xmlns:a14="http://schemas.microsoft.com/office/drawing/2010/main" val="0"/>
+                        </a:ext>
+                      </a:extLst>
+                    </a:blip>
+                    <a:stretch>
+                      <a:fillRect/>
+                    </a:stretch>
+                  </pic:blipFill>
+                  <pic:spPr>
+                    <a:xfrm>
+                      <a:off x="0" y="0"/>
+                      <a:ext cx="5612130" cy="2732405"/>
+                    </a:xfrm>
+                    <a:prstGeom prst="rect">
+                      <a:avLst/>
+                    </a:prstGeom>
+                  </pic:spPr>
+                </pic:pic>
+              </a:graphicData>
+            </a:graphic>
+          </wp:anchor>
+        </w:drawing>
+      </w:r>
+      <w:r>
+        <w:rPr>
+          <w:rFonts w:ascii="Engravers MT" w:hAnsi="Engravers MT"/>
+          <w:noProof/>
+          <w:sz w:val="28"/>
+          <w:szCs w:val="28"/>
+        </w:rPr>
+        <w:drawing>
+          <wp:anchor distT="0" distB="0" distL="114300" distR="114300" simplePos="0" relativeHeight="251668480" behindDoc="0" locked="0" layoutInCell="1" allowOverlap="1" wp14:anchorId="7CB11D5A" wp14:editId="548E3BE5">
+            <wp:simplePos x="0" y="0"/>
+            <wp:positionH relativeFrom="column">
+              <wp:posOffset>1905</wp:posOffset>
+            </wp:positionH>
+            <wp:positionV relativeFrom="paragraph">
+              <wp:posOffset>0</wp:posOffset>
+            </wp:positionV>
+            <wp:extent cx="5612130" cy="2693035"/>
+            <wp:effectExtent l="0" t="0" r="7620" b="0"/>
+            <wp:wrapSquare wrapText="bothSides"/>
+            <wp:docPr id="771828236" name="Imagen 12"/>
+            <wp:cNvGraphicFramePr>
+              <a:graphicFrameLocks xmlns:a="http://schemas.openxmlformats.org/drawingml/2006/main" noChangeAspect="1"/>
+            </wp:cNvGraphicFramePr>
+            <a:graphic xmlns:a="http://schemas.openxmlformats.org/drawingml/2006/main">
+              <a:graphicData uri="http://schemas.openxmlformats.org/drawingml/2006/picture">
+                <pic:pic xmlns:pic="http://schemas.openxmlformats.org/drawingml/2006/picture">
+                  <pic:nvPicPr>
+                    <pic:cNvPr id="771828236" name="Imagen 771828236"/>
+                    <pic:cNvPicPr/>
+                  </pic:nvPicPr>
+                  <pic:blipFill>
+                    <a:blip r:embed="rId20" cstate="print">
+                      <a:extLst>
+                        <a:ext uri="{28A0092B-C50C-407E-A947-70E740481C1C}">
+                          <a14:useLocalDpi xmlns:a14="http://schemas.microsoft.com/office/drawing/2010/main" val="0"/>
+                        </a:ext>
+                      </a:extLst>
+                    </a:blip>
+                    <a:stretch>
+                      <a:fillRect/>
+                    </a:stretch>
+                  </pic:blipFill>
+                  <pic:spPr>
+                    <a:xfrm>
+                      <a:off x="0" y="0"/>
+                      <a:ext cx="5612130" cy="2693035"/>
+                    </a:xfrm>
+                    <a:prstGeom prst="rect">
+                      <a:avLst/>
+                    </a:prstGeom>
+                  </pic:spPr>
+                </pic:pic>
+              </a:graphicData>
+            </a:graphic>
+          </wp:anchor>
+        </w:drawing>
+      </w:r>
+    </w:p>
+    <w:p>
+      <w:pPr>
+        <w:rPr>
+          <w:rFonts w:ascii="Engravers MT" w:hAnsi="Engravers MT"/>
+          <w:sz w:val="28"/>
+          <w:szCs w:val="28"/>
+        </w:rPr>
+      </w:pPr>
+    </w:p>
+    <w:p>
+      <w:pPr>
+        <w:rPr>
+          <w:rFonts w:ascii="Engravers MT" w:hAnsi="Engravers MT"/>
+          <w:sz w:val="28"/>
+          <w:szCs w:val="28"/>
+        </w:rPr>
+      </w:pPr>
+    </w:p>
+    <w:p>
+      <w:pPr>
+        <w:rPr>
+          <w:rFonts w:ascii="Engravers MT" w:hAnsi="Engravers MT"/>
+          <w:sz w:val="28"/>
+          <w:szCs w:val="28"/>
+        </w:rPr>
+      </w:pPr>
+      <w:r>
+        <w:rPr>
+          <w:rFonts w:ascii="Engravers MT" w:hAnsi="Engravers MT"/>
+          <w:sz w:val="28"/>
+          <w:szCs w:val="28"/>
+        </w:rPr>
+        <w:lastRenderedPageBreak/>
         <w:t>Código Ejecutándose</w:t>
       </w:r>
     </w:p>
@@ -79,6 +1027,55 @@
           <w:szCs w:val="28"/>
         </w:rPr>
       </w:pPr>
+      <w:r>
+        <w:rPr>
+          <w:rFonts w:ascii="Engravers MT" w:hAnsi="Engravers MT"/>
+          <w:noProof/>
+          <w:sz w:val="28"/>
+          <w:szCs w:val="28"/>
+        </w:rPr>
+        <w:drawing>
+          <wp:inline distT="0" distB="0" distL="0" distR="0" wp14:anchorId="31AFB71A" wp14:editId="7FEC6F6B">
+            <wp:extent cx="5612130" cy="3103880"/>
+            <wp:effectExtent l="0" t="0" r="7620" b="1270"/>
+            <wp:docPr id="912800831" name="Imagen 15"/>
+            <wp:cNvGraphicFramePr>
+              <a:graphicFrameLocks xmlns:a="http://schemas.openxmlformats.org/drawingml/2006/main" noChangeAspect="1"/>
+            </wp:cNvGraphicFramePr>
+            <a:graphic xmlns:a="http://schemas.openxmlformats.org/drawingml/2006/main">
+              <a:graphicData uri="http://schemas.openxmlformats.org/drawingml/2006/picture">
+                <pic:pic xmlns:pic="http://schemas.openxmlformats.org/drawingml/2006/picture">
+                  <pic:nvPicPr>
+                    <pic:cNvPr id="912800831" name="Imagen 912800831"/>
+                    <pic:cNvPicPr/>
+                  </pic:nvPicPr>
+                  <pic:blipFill>
+                    <a:blip r:embed="rId21" cstate="print">
+                      <a:extLst>
+                        <a:ext uri="{28A0092B-C50C-407E-A947-70E740481C1C}">
+                          <a14:useLocalDpi xmlns:a14="http://schemas.microsoft.com/office/drawing/2010/main" val="0"/>
+                        </a:ext>
+                      </a:extLst>
+                    </a:blip>
+                    <a:stretch>
+                      <a:fillRect/>
+                    </a:stretch>
+                  </pic:blipFill>
+                  <pic:spPr>
+                    <a:xfrm>
+                      <a:off x="0" y="0"/>
+                      <a:ext cx="5612130" cy="3103880"/>
+                    </a:xfrm>
+                    <a:prstGeom prst="rect">
+                      <a:avLst/>
+                    </a:prstGeom>
+                  </pic:spPr>
+                </pic:pic>
+              </a:graphicData>
+            </a:graphic>
+          </wp:inline>
+        </w:drawing>
+      </w:r>
     </w:p>
     <w:p>
       <w:pPr>
@@ -105,6 +1102,121 @@
           <w:szCs w:val="28"/>
         </w:rPr>
       </w:pPr>
+      <w:r>
+        <w:rPr>
+          <w:rFonts w:ascii="Engravers MT" w:hAnsi="Engravers MT"/>
+          <w:noProof/>
+          <w:sz w:val="28"/>
+          <w:szCs w:val="28"/>
+        </w:rPr>
+        <w:drawing>
+          <wp:inline distT="0" distB="0" distL="0" distR="0" wp14:anchorId="1FAD769E" wp14:editId="1D3CABD2">
+            <wp:extent cx="5612130" cy="846455"/>
+            <wp:effectExtent l="0" t="0" r="7620" b="0"/>
+            <wp:docPr id="1262843641" name="Imagen 17"/>
+            <wp:cNvGraphicFramePr>
+              <a:graphicFrameLocks xmlns:a="http://schemas.openxmlformats.org/drawingml/2006/main" noChangeAspect="1"/>
+            </wp:cNvGraphicFramePr>
+            <a:graphic xmlns:a="http://schemas.openxmlformats.org/drawingml/2006/main">
+              <a:graphicData uri="http://schemas.openxmlformats.org/drawingml/2006/picture">
+                <pic:pic xmlns:pic="http://schemas.openxmlformats.org/drawingml/2006/picture">
+                  <pic:nvPicPr>
+                    <pic:cNvPr id="1262843641" name="Imagen 1262843641"/>
+                    <pic:cNvPicPr/>
+                  </pic:nvPicPr>
+                  <pic:blipFill>
+                    <a:blip r:embed="rId22" cstate="print">
+                      <a:extLst>
+                        <a:ext uri="{28A0092B-C50C-407E-A947-70E740481C1C}">
+                          <a14:useLocalDpi xmlns:a14="http://schemas.microsoft.com/office/drawing/2010/main" val="0"/>
+                        </a:ext>
+                      </a:extLst>
+                    </a:blip>
+                    <a:stretch>
+                      <a:fillRect/>
+                    </a:stretch>
+                  </pic:blipFill>
+                  <pic:spPr>
+                    <a:xfrm>
+                      <a:off x="0" y="0"/>
+                      <a:ext cx="5612130" cy="846455"/>
+                    </a:xfrm>
+                    <a:prstGeom prst="rect">
+                      <a:avLst/>
+                    </a:prstGeom>
+                  </pic:spPr>
+                </pic:pic>
+              </a:graphicData>
+            </a:graphic>
+          </wp:inline>
+        </w:drawing>
+      </w:r>
+      <w:r>
+        <w:rPr>
+          <w:rFonts w:ascii="Engravers MT" w:hAnsi="Engravers MT"/>
+          <w:noProof/>
+          <w:sz w:val="28"/>
+          <w:szCs w:val="28"/>
+        </w:rPr>
+        <w:drawing>
+          <wp:anchor distT="0" distB="0" distL="114300" distR="114300" simplePos="0" relativeHeight="251671552" behindDoc="0" locked="0" layoutInCell="1" allowOverlap="1" wp14:anchorId="64BB2CCE" wp14:editId="615BE3BD">
+            <wp:simplePos x="0" y="0"/>
+            <wp:positionH relativeFrom="column">
+              <wp:posOffset>1905</wp:posOffset>
+            </wp:positionH>
+            <wp:positionV relativeFrom="paragraph">
+              <wp:posOffset>1270</wp:posOffset>
+            </wp:positionV>
+            <wp:extent cx="5612130" cy="3463925"/>
+            <wp:effectExtent l="0" t="0" r="7620" b="3175"/>
+            <wp:wrapSquare wrapText="bothSides"/>
+            <wp:docPr id="857662633" name="Imagen 16"/>
+            <wp:cNvGraphicFramePr>
+              <a:graphicFrameLocks xmlns:a="http://schemas.openxmlformats.org/drawingml/2006/main" noChangeAspect="1"/>
+            </wp:cNvGraphicFramePr>
+            <a:graphic xmlns:a="http://schemas.openxmlformats.org/drawingml/2006/main">
+              <a:graphicData uri="http://schemas.openxmlformats.org/drawingml/2006/picture">
+                <pic:pic xmlns:pic="http://schemas.openxmlformats.org/drawingml/2006/picture">
+                  <pic:nvPicPr>
+                    <pic:cNvPr id="857662633" name="Imagen 857662633"/>
+                    <pic:cNvPicPr/>
+                  </pic:nvPicPr>
+                  <pic:blipFill>
+                    <a:blip r:embed="rId23" cstate="print">
+                      <a:extLst>
+                        <a:ext uri="{28A0092B-C50C-407E-A947-70E740481C1C}">
+                          <a14:useLocalDpi xmlns:a14="http://schemas.microsoft.com/office/drawing/2010/main" val="0"/>
+                        </a:ext>
+                      </a:extLst>
+                    </a:blip>
+                    <a:stretch>
+                      <a:fillRect/>
+                    </a:stretch>
+                  </pic:blipFill>
+                  <pic:spPr>
+                    <a:xfrm>
+                      <a:off x="0" y="0"/>
+                      <a:ext cx="5612130" cy="3463925"/>
+                    </a:xfrm>
+                    <a:prstGeom prst="rect">
+                      <a:avLst/>
+                    </a:prstGeom>
+                  </pic:spPr>
+                </pic:pic>
+              </a:graphicData>
+            </a:graphic>
+          </wp:anchor>
+        </w:drawing>
+      </w:r>
+    </w:p>
+    <w:p>
+      <w:pPr>
+        <w:rPr>
+          <w:rFonts w:ascii="Engravers MT" w:hAnsi="Engravers MT"/>
+          <w:sz w:val="28"/>
+          <w:szCs w:val="28"/>
+        </w:rPr>
+      </w:pPr>
     </w:p>
     <w:p>
       <w:pPr>
@@ -131,6 +1243,55 @@
           <w:szCs w:val="28"/>
         </w:rPr>
       </w:pPr>
+      <w:r>
+        <w:rPr>
+          <w:rFonts w:ascii="Engravers MT" w:hAnsi="Engravers MT"/>
+          <w:noProof/>
+          <w:sz w:val="28"/>
+          <w:szCs w:val="28"/>
+        </w:rPr>
+        <w:drawing>
+          <wp:inline distT="0" distB="0" distL="0" distR="0" wp14:anchorId="2CA6AC1E" wp14:editId="0261147E">
+            <wp:extent cx="5612130" cy="3159125"/>
+            <wp:effectExtent l="0" t="0" r="7620" b="3175"/>
+            <wp:docPr id="388234793" name="Imagen 18"/>
+            <wp:cNvGraphicFramePr>
+              <a:graphicFrameLocks xmlns:a="http://schemas.openxmlformats.org/drawingml/2006/main" noChangeAspect="1"/>
+            </wp:cNvGraphicFramePr>
+            <a:graphic xmlns:a="http://schemas.openxmlformats.org/drawingml/2006/main">
+              <a:graphicData uri="http://schemas.openxmlformats.org/drawingml/2006/picture">
+                <pic:pic xmlns:pic="http://schemas.openxmlformats.org/drawingml/2006/picture">
+                  <pic:nvPicPr>
+                    <pic:cNvPr id="388234793" name="Imagen 388234793"/>
+                    <pic:cNvPicPr/>
+                  </pic:nvPicPr>
+                  <pic:blipFill>
+                    <a:blip r:embed="rId24" cstate="print">
+                      <a:extLst>
+                        <a:ext uri="{28A0092B-C50C-407E-A947-70E740481C1C}">
+                          <a14:useLocalDpi xmlns:a14="http://schemas.microsoft.com/office/drawing/2010/main" val="0"/>
+                        </a:ext>
+                      </a:extLst>
+                    </a:blip>
+                    <a:stretch>
+                      <a:fillRect/>
+                    </a:stretch>
+                  </pic:blipFill>
+                  <pic:spPr>
+                    <a:xfrm>
+                      <a:off x="0" y="0"/>
+                      <a:ext cx="5612130" cy="3159125"/>
+                    </a:xfrm>
+                    <a:prstGeom prst="rect">
+                      <a:avLst/>
+                    </a:prstGeom>
+                  </pic:spPr>
+                </pic:pic>
+              </a:graphicData>
+            </a:graphic>
+          </wp:inline>
+        </w:drawing>
+      </w:r>
     </w:p>
     <w:sectPr>
       <w:pgSz w:w="12240" w:h="15840"/>
@@ -1378,6 +2539,23 @@
 </file>
 
 <file path=customXml/item1.xml><?xml version="1.0" encoding="utf-8"?>
+<p:properties xmlns:p="http://schemas.microsoft.com/office/2006/metadata/properties" xmlns:xsi="http://www.w3.org/2001/XMLSchema-instance" xmlns:pc="http://schemas.microsoft.com/office/infopath/2007/PartnerControls">
+  <documentManagement>
+    <_activity xmlns="45710ca0-39d3-4173-b5cc-9d5788c5c988" xsi:nil="true"/>
+  </documentManagement>
+</p:properties>
+</file>
+
+<file path=customXml/item2.xml><?xml version="1.0" encoding="utf-8"?>
+<?mso-contentType ?>
+<FormTemplates xmlns="http://schemas.microsoft.com/sharepoint/v3/contenttype/forms">
+  <Display>DocumentLibraryForm</Display>
+  <Edit>DocumentLibraryForm</Edit>
+  <New>DocumentLibraryForm</New>
+</FormTemplates>
+</file>
+
+<file path=customXml/item3.xml><?xml version="1.0" encoding="utf-8"?>
 <ct:contentTypeSchema xmlns:ct="http://schemas.microsoft.com/office/2006/metadata/contentType" xmlns:ma="http://schemas.microsoft.com/office/2006/metadata/properties/metaAttributes" ct:_="" ma:_="" ma:contentTypeName="Documento" ma:contentTypeID="0x0101001A485A05B76C344284FC5AD40086E07C" ma:contentTypeVersion="6" ma:contentTypeDescription="Crear nuevo documento." ma:contentTypeScope="" ma:versionID="9cac730c7d6b1d91d2ad21ab4031d500">
   <xsd:schema xmlns:xsd="http://www.w3.org/2001/XMLSchema" xmlns:xs="http://www.w3.org/2001/XMLSchema" xmlns:p="http://schemas.microsoft.com/office/2006/metadata/properties" xmlns:ns3="45710ca0-39d3-4173-b5cc-9d5788c5c988" targetNamespace="http://schemas.microsoft.com/office/2006/metadata/properties" ma:root="true" ma:fieldsID="47be657d07b0f0c3208613125c8551ce" ns3:_="">
     <xsd:import namespace="45710ca0-39d3-4173-b5cc-9d5788c5c988"/>
@@ -1533,24 +2711,25 @@
 </ct:contentTypeSchema>
 </file>
 
-<file path=customXml/item2.xml><?xml version="1.0" encoding="utf-8"?>
-<?mso-contentType ?>
-<FormTemplates xmlns="http://schemas.microsoft.com/sharepoint/v3/contenttype/forms">
-  <Display>DocumentLibraryForm</Display>
-  <Edit>DocumentLibraryForm</Edit>
-  <New>DocumentLibraryForm</New>
-</FormTemplates>
+<file path=customXml/itemProps1.xml><?xml version="1.0" encoding="utf-8"?>
+<ds:datastoreItem xmlns:ds="http://schemas.openxmlformats.org/officeDocument/2006/customXml" ds:itemID="{3AC154A4-7A70-48A3-B1CB-642A48170690}">
+  <ds:schemaRefs>
+    <ds:schemaRef ds:uri="http://schemas.microsoft.com/office/2006/metadata/properties"/>
+    <ds:schemaRef ds:uri="http://schemas.microsoft.com/office/infopath/2007/PartnerControls"/>
+    <ds:schemaRef ds:uri="45710ca0-39d3-4173-b5cc-9d5788c5c988"/>
+  </ds:schemaRefs>
+</ds:datastoreItem>
 </file>
 
-<file path=customXml/item3.xml><?xml version="1.0" encoding="utf-8"?>
-<p:properties xmlns:p="http://schemas.microsoft.com/office/2006/metadata/properties" xmlns:xsi="http://www.w3.org/2001/XMLSchema-instance" xmlns:pc="http://schemas.microsoft.com/office/infopath/2007/PartnerControls">
-  <documentManagement>
-    <_activity xmlns="45710ca0-39d3-4173-b5cc-9d5788c5c988" xsi:nil="true"/>
-  </documentManagement>
-</p:properties>
+<file path=customXml/itemProps2.xml><?xml version="1.0" encoding="utf-8"?>
+<ds:datastoreItem xmlns:ds="http://schemas.openxmlformats.org/officeDocument/2006/customXml" ds:itemID="{5F4B5F29-38CD-4A08-84EC-8BF6FC931F90}">
+  <ds:schemaRefs>
+    <ds:schemaRef ds:uri="http://schemas.microsoft.com/sharepoint/v3/contenttype/forms"/>
+  </ds:schemaRefs>
+</ds:datastoreItem>
 </file>
 
-<file path=customXml/itemProps1.xml><?xml version="1.0" encoding="utf-8"?>
+<file path=customXml/itemProps3.xml><?xml version="1.0" encoding="utf-8"?>
 <ds:datastoreItem xmlns:ds="http://schemas.openxmlformats.org/officeDocument/2006/customXml" ds:itemID="{79A53079-12DB-4EEF-93F6-7F71050F6EAC}">
   <ds:schemaRefs>
     <ds:schemaRef ds:uri="http://schemas.microsoft.com/office/2006/metadata/contentType"/>
@@ -1566,22 +2745,4 @@
     <ds:schemaRef ds:uri="http://schemas.microsoft.com/internal/obd"/>
   </ds:schemaRefs>
 </ds:datastoreItem>
-</file>
-
-<file path=customXml/itemProps2.xml><?xml version="1.0" encoding="utf-8"?>
-<ds:datastoreItem xmlns:ds="http://schemas.openxmlformats.org/officeDocument/2006/customXml" ds:itemID="{5F4B5F29-38CD-4A08-84EC-8BF6FC931F90}">
-  <ds:schemaRefs>
-    <ds:schemaRef ds:uri="http://schemas.microsoft.com/sharepoint/v3/contenttype/forms"/>
-  </ds:schemaRefs>
-</ds:datastoreItem>
-</file>
-
-<file path=customXml/itemProps3.xml><?xml version="1.0" encoding="utf-8"?>
-<ds:datastoreItem xmlns:ds="http://schemas.openxmlformats.org/officeDocument/2006/customXml" ds:itemID="{3AC154A4-7A70-48A3-B1CB-642A48170690}">
-  <ds:schemaRefs>
-    <ds:schemaRef ds:uri="http://schemas.microsoft.com/office/2006/metadata/properties"/>
-    <ds:schemaRef ds:uri="http://schemas.microsoft.com/office/infopath/2007/PartnerControls"/>
-    <ds:schemaRef ds:uri="45710ca0-39d3-4173-b5cc-9d5788c5c988"/>
-  </ds:schemaRefs>
-</ds:datastoreItem>
 </file>